--- a/2022/Revision Batch/V2022.1.000/CF3R/2022-CF3R-EXC-20-H-VerificationOfExistingConditionsForAlterations.docx
+++ b/2022/Revision Batch/V2022.1.000/CF3R/2022-CF3R-EXC-20-H-VerificationOfExistingConditionsForAlterations.docx
@@ -5748,6 +5748,7 @@
                 <w:sz w:val="20"/>
                 <w:szCs w:val="20"/>
               </w:rPr>
+              <w:lastRenderedPageBreak/>
               <w:t>06</w:t>
             </w:r>
           </w:p>
@@ -5829,7 +5830,6 @@
                 <w:sz w:val="18"/>
                 <w:szCs w:val="18"/>
               </w:rPr>
-              <w:lastRenderedPageBreak/>
               <w:t>Fail - one or more applicable requirements are not met. Enter reason for failure in c</w:t>
             </w:r>
             <w:r>
@@ -5863,7 +5863,6 @@
                 <w:sz w:val="20"/>
                 <w:szCs w:val="20"/>
               </w:rPr>
-              <w:lastRenderedPageBreak/>
               <w:t>07</w:t>
             </w:r>
           </w:p>
@@ -6568,8 +6567,17 @@
                 <w:sz w:val="20"/>
                 <w:szCs w:val="20"/>
               </w:rPr>
-              <w:t>Flap Ht</w:t>
-            </w:r>
+              <w:t xml:space="preserve">Flap </w:t>
+            </w:r>
+            <w:proofErr w:type="spellStart"/>
+            <w:r>
+              <w:rPr>
+                <w:sz w:val="20"/>
+                <w:szCs w:val="20"/>
+              </w:rPr>
+              <w:t>Ht</w:t>
+            </w:r>
+            <w:proofErr w:type="spellEnd"/>
           </w:p>
         </w:tc>
         <w:tc>
@@ -6626,12 +6634,21 @@
               <w:spacing w:after="0" w:line="240" w:lineRule="auto"/>
               <w:jc w:val="center"/>
             </w:pPr>
-            <w:r>
-              <w:rPr>
-                <w:sz w:val="20"/>
-                <w:szCs w:val="20"/>
-              </w:rPr>
-              <w:t>Dist (Left)</w:t>
+            <w:proofErr w:type="spellStart"/>
+            <w:r>
+              <w:rPr>
+                <w:sz w:val="20"/>
+                <w:szCs w:val="20"/>
+              </w:rPr>
+              <w:t>Dist</w:t>
+            </w:r>
+            <w:proofErr w:type="spellEnd"/>
+            <w:r>
+              <w:rPr>
+                <w:sz w:val="20"/>
+                <w:szCs w:val="20"/>
+              </w:rPr>
+              <w:t xml:space="preserve"> (Left)</w:t>
             </w:r>
           </w:p>
         </w:tc>
@@ -6712,12 +6729,21 @@
               <w:spacing w:after="0" w:line="240" w:lineRule="auto"/>
               <w:jc w:val="center"/>
             </w:pPr>
-            <w:r>
-              <w:rPr>
-                <w:sz w:val="20"/>
-                <w:szCs w:val="20"/>
-              </w:rPr>
-              <w:t>Dist (Right)</w:t>
+            <w:proofErr w:type="spellStart"/>
+            <w:r>
+              <w:rPr>
+                <w:sz w:val="20"/>
+                <w:szCs w:val="20"/>
+              </w:rPr>
+              <w:t>Dist</w:t>
+            </w:r>
+            <w:proofErr w:type="spellEnd"/>
+            <w:r>
+              <w:rPr>
+                <w:sz w:val="20"/>
+                <w:szCs w:val="20"/>
+              </w:rPr>
+              <w:t xml:space="preserve"> (Right)</w:t>
             </w:r>
           </w:p>
         </w:tc>
@@ -11338,14 +11364,6 @@
           <w:b/>
         </w:rPr>
       </w:pPr>
-    </w:p>
-    <w:p>
-      <w:pPr>
-        <w:spacing w:after="0" w:line="240" w:lineRule="auto"/>
-        <w:rPr>
-          <w:b/>
-        </w:rPr>
-      </w:pPr>
       <w:r>
         <w:rPr>
           <w:b/>
@@ -11446,7 +11464,15 @@
               <w:spacing w:after="0" w:line="240" w:lineRule="auto"/>
             </w:pPr>
             <w:r>
-              <w:t>All applicable sections of this document shall indicate compliance with the specified verification protocol requirements in order for this Certificate of Verification as a whole to be determined to be in compliance.</w:t>
+              <w:t xml:space="preserve">All applicable sections of this document shall indicate compliance with the specified verification protocol requirements </w:t>
+            </w:r>
+            <w:proofErr w:type="gramStart"/>
+            <w:r>
+              <w:t>in order for</w:t>
+            </w:r>
+            <w:proofErr w:type="gramEnd"/>
+            <w:r>
+              <w:t xml:space="preserve"> this Certificate of Verification as a whole to be determined to be in compliance.</w:t>
             </w:r>
           </w:p>
         </w:tc>
@@ -12019,7 +12045,23 @@
                 <w:rFonts w:asciiTheme="minorHAnsi" w:hAnsiTheme="minorHAnsi"/>
                 <w:sz w:val="20"/>
               </w:rPr>
-              <w:t xml:space="preserve">I understand that a registered copy of this Certificate of Verification shall be posted, or made available with the building permit(s) issued for the building, and made available to the enforcement agency for all applicable inspections, and I will take the necessary steps to ensure this requirement is accomplished. </w:t>
+              <w:t xml:space="preserve">I understand that a registered copy of this Certificate of Verification shall be </w:t>
+            </w:r>
+            <w:proofErr w:type="gramStart"/>
+            <w:r>
+              <w:rPr>
+                <w:rFonts w:asciiTheme="minorHAnsi" w:hAnsiTheme="minorHAnsi"/>
+                <w:sz w:val="20"/>
+              </w:rPr>
+              <w:t>posted, or</w:t>
+            </w:r>
+            <w:proofErr w:type="gramEnd"/>
+            <w:r>
+              <w:rPr>
+                <w:rFonts w:asciiTheme="minorHAnsi" w:hAnsiTheme="minorHAnsi"/>
+                <w:sz w:val="20"/>
+              </w:rPr>
+              <w:t xml:space="preserve"> made available with the building permit(s) issued for the building, and made available to the enforcement agency for all applicable inspections, and I will take the necessary steps to ensure this requirement is accomplished. </w:t>
             </w:r>
           </w:p>
           <w:p>
@@ -12589,17 +12631,8 @@
     </w:p>
     <w:p>
       <w:pPr>
-        <w:spacing w:after="0" w:line="240" w:lineRule="auto"/>
-        <w:rPr>
-          <w:sz w:val="20"/>
-          <w:szCs w:val="20"/>
-        </w:rPr>
-      </w:pPr>
-    </w:p>
-    <w:p>
-      <w:pPr>
         <w:keepNext/>
-        <w:spacing w:after="0" w:line="240" w:lineRule="auto"/>
+        <w:spacing w:before="120" w:after="0" w:line="240" w:lineRule="auto"/>
         <w:rPr>
           <w:b/>
           <w:sz w:val="20"/>
@@ -12701,18 +12734,7 @@
     <w:p>
       <w:pPr>
         <w:keepNext/>
-        <w:spacing w:after="0" w:line="240" w:lineRule="auto"/>
-        <w:rPr>
-          <w:b/>
-          <w:sz w:val="20"/>
-          <w:szCs w:val="20"/>
-        </w:rPr>
-      </w:pPr>
-    </w:p>
-    <w:p>
-      <w:pPr>
-        <w:keepNext/>
-        <w:spacing w:after="0" w:line="240" w:lineRule="auto"/>
+        <w:spacing w:before="120" w:after="0" w:line="240" w:lineRule="auto"/>
         <w:rPr>
           <w:b/>
           <w:sz w:val="20"/>
@@ -12768,17 +12790,8 @@
     </w:p>
     <w:p>
       <w:pPr>
-        <w:spacing w:after="0" w:line="240" w:lineRule="auto"/>
-        <w:rPr>
-          <w:sz w:val="20"/>
-          <w:szCs w:val="20"/>
-        </w:rPr>
-      </w:pPr>
-    </w:p>
-    <w:p>
-      <w:pPr>
         <w:keepNext/>
-        <w:spacing w:after="0" w:line="240" w:lineRule="auto"/>
+        <w:spacing w:before="120" w:after="0" w:line="240" w:lineRule="auto"/>
         <w:rPr>
           <w:b/>
           <w:bCs/>
@@ -12837,17 +12850,8 @@
     </w:p>
     <w:p>
       <w:pPr>
-        <w:spacing w:after="0" w:line="240" w:lineRule="auto"/>
-        <w:rPr>
-          <w:sz w:val="20"/>
-          <w:szCs w:val="20"/>
-        </w:rPr>
-      </w:pPr>
-    </w:p>
-    <w:p>
-      <w:pPr>
         <w:keepNext/>
-        <w:spacing w:after="0" w:line="240" w:lineRule="auto"/>
+        <w:spacing w:before="120" w:after="0" w:line="240" w:lineRule="auto"/>
         <w:rPr>
           <w:sz w:val="20"/>
           <w:szCs w:val="20"/>
@@ -12888,17 +12892,8 @@
     </w:p>
     <w:p>
       <w:pPr>
-        <w:spacing w:after="0" w:line="240" w:lineRule="auto"/>
-        <w:rPr>
-          <w:sz w:val="20"/>
-          <w:szCs w:val="20"/>
-        </w:rPr>
-      </w:pPr>
-    </w:p>
-    <w:p>
-      <w:pPr>
         <w:keepNext/>
-        <w:spacing w:after="0" w:line="240" w:lineRule="auto"/>
+        <w:spacing w:before="120" w:after="0" w:line="240" w:lineRule="auto"/>
         <w:rPr>
           <w:b/>
           <w:sz w:val="20"/>
@@ -12968,17 +12963,8 @@
     </w:p>
     <w:p>
       <w:pPr>
-        <w:spacing w:after="0" w:line="240" w:lineRule="auto"/>
-        <w:rPr>
-          <w:sz w:val="20"/>
-          <w:szCs w:val="20"/>
-        </w:rPr>
-      </w:pPr>
-    </w:p>
-    <w:p>
-      <w:pPr>
         <w:keepNext/>
-        <w:spacing w:after="0" w:line="240" w:lineRule="auto"/>
+        <w:spacing w:before="120" w:after="0" w:line="240" w:lineRule="auto"/>
         <w:rPr>
           <w:b/>
           <w:sz w:val="20"/>
@@ -13020,17 +13006,8 @@
     </w:p>
     <w:p>
       <w:pPr>
-        <w:spacing w:after="0" w:line="240" w:lineRule="auto"/>
-        <w:rPr>
-          <w:sz w:val="20"/>
-          <w:szCs w:val="20"/>
-        </w:rPr>
-      </w:pPr>
-    </w:p>
-    <w:p>
-      <w:pPr>
         <w:keepNext/>
-        <w:spacing w:after="0" w:line="240" w:lineRule="auto"/>
+        <w:spacing w:before="120" w:after="0" w:line="240" w:lineRule="auto"/>
         <w:ind w:right="-267"/>
         <w:rPr>
           <w:b/>
@@ -13073,17 +13050,8 @@
     </w:p>
     <w:p>
       <w:pPr>
-        <w:spacing w:after="0" w:line="240" w:lineRule="auto"/>
-        <w:rPr>
-          <w:sz w:val="20"/>
-          <w:szCs w:val="20"/>
-        </w:rPr>
-      </w:pPr>
-    </w:p>
-    <w:p>
-      <w:pPr>
         <w:keepNext/>
-        <w:spacing w:after="0" w:line="240" w:lineRule="auto"/>
+        <w:spacing w:before="120" w:after="0" w:line="240" w:lineRule="auto"/>
         <w:ind w:right="-290"/>
         <w:rPr>
           <w:b/>
@@ -13126,17 +13094,8 @@
     </w:p>
     <w:p>
       <w:pPr>
-        <w:spacing w:after="0" w:line="240" w:lineRule="auto"/>
-        <w:rPr>
-          <w:sz w:val="20"/>
-          <w:szCs w:val="20"/>
-        </w:rPr>
-      </w:pPr>
-    </w:p>
-    <w:p>
-      <w:pPr>
         <w:keepNext/>
-        <w:spacing w:after="0" w:line="240" w:lineRule="auto"/>
+        <w:spacing w:before="120" w:after="0" w:line="240" w:lineRule="auto"/>
         <w:rPr>
           <w:b/>
           <w:sz w:val="20"/>
@@ -13178,17 +13137,8 @@
     </w:p>
     <w:p>
       <w:pPr>
-        <w:spacing w:after="0" w:line="240" w:lineRule="auto"/>
-        <w:rPr>
-          <w:sz w:val="20"/>
-          <w:szCs w:val="20"/>
-        </w:rPr>
-      </w:pPr>
-    </w:p>
-    <w:p>
-      <w:pPr>
         <w:keepNext/>
-        <w:spacing w:after="0" w:line="240" w:lineRule="auto"/>
+        <w:spacing w:before="120" w:after="0" w:line="240" w:lineRule="auto"/>
         <w:rPr>
           <w:b/>
           <w:sz w:val="20"/>
@@ -13231,7 +13181,7 @@
     <w:p>
       <w:pPr>
         <w:keepNext/>
-        <w:spacing w:before="80" w:after="0" w:line="240" w:lineRule="auto"/>
+        <w:spacing w:before="120" w:after="0" w:line="240" w:lineRule="auto"/>
         <w:rPr>
           <w:b/>
           <w:sz w:val="20"/>
@@ -13273,7 +13223,7 @@
     </w:p>
     <w:p>
       <w:pPr>
-        <w:spacing w:before="80" w:after="0" w:line="240" w:lineRule="auto"/>
+        <w:spacing w:before="120" w:after="0" w:line="240" w:lineRule="auto"/>
         <w:rPr>
           <w:b/>
           <w:bCs/>
@@ -13302,11 +13252,87 @@
     </w:p>
     <w:p>
       <w:pPr>
-        <w:spacing w:before="80" w:after="0" w:line="240" w:lineRule="auto"/>
+        <w:spacing w:after="0" w:line="240" w:lineRule="auto"/>
       </w:pPr>
       <w:r>
         <w:t>All columns of this section should be verified.</w:t>
       </w:r>
+    </w:p>
+    <w:p>
+      <w:pPr>
+        <w:spacing w:before="120" w:after="0" w:line="240" w:lineRule="auto"/>
+        <w:rPr>
+          <w:ins w:id="4" w:author="Alhabibi, Haider@Energy" w:date="2022-12-29T12:38:00Z"/>
+          <w:b/>
+          <w:bCs/>
+          <w:sz w:val="20"/>
+          <w:szCs w:val="20"/>
+        </w:rPr>
+      </w:pPr>
+      <w:ins w:id="5" w:author="Alhabibi, Haider@Energy" w:date="2022-12-29T12:38:00Z">
+        <w:r>
+          <w:rPr>
+            <w:b/>
+            <w:bCs/>
+            <w:sz w:val="20"/>
+            <w:szCs w:val="20"/>
+          </w:rPr>
+          <w:t>M. Determination of HERS Verification Compliance</w:t>
+        </w:r>
+      </w:ins>
+    </w:p>
+    <w:p>
+      <w:pPr>
+        <w:spacing w:after="0" w:line="240" w:lineRule="auto"/>
+        <w:rPr>
+          <w:ins w:id="6" w:author="Alhabibi, Haider@Energy" w:date="2022-12-29T12:38:00Z"/>
+          <w:sz w:val="20"/>
+          <w:szCs w:val="20"/>
+        </w:rPr>
+      </w:pPr>
+      <w:ins w:id="7" w:author="Alhabibi, Haider@Energy" w:date="2022-12-29T12:38:00Z">
+        <w:r>
+          <w:rPr>
+            <w:sz w:val="20"/>
+            <w:szCs w:val="20"/>
+          </w:rPr>
+          <w:t>This field is filled out automatically based on all verification protocol requirements in this document showing compliance.</w:t>
+        </w:r>
+      </w:ins>
+    </w:p>
+    <w:p>
+      <w:pPr>
+        <w:spacing w:after="0" w:line="240" w:lineRule="auto"/>
+        <w:rPr>
+          <w:sz w:val="20"/>
+          <w:szCs w:val="20"/>
+        </w:rPr>
+      </w:pPr>
+      <w:r>
+        <w:rPr>
+          <w:sz w:val="20"/>
+          <w:szCs w:val="20"/>
+        </w:rPr>
+        <w:br w:type="page"/>
+      </w:r>
+    </w:p>
+    <w:p>
+      <w:pPr>
+        <w:spacing w:after="0" w:line="240" w:lineRule="auto"/>
+        <w:rPr>
+          <w:sz w:val="20"/>
+          <w:szCs w:val="20"/>
+        </w:rPr>
+      </w:pPr>
+    </w:p>
+    <w:p>
+      <w:pPr>
+        <w:spacing w:after="0" w:line="240" w:lineRule="auto"/>
+        <w:rPr>
+          <w:sz w:val="20"/>
+          <w:szCs w:val="20"/>
+        </w:rPr>
+      </w:pPr>
     </w:p>
     <w:p>
       <w:pPr>
@@ -15156,7 +15182,21 @@
               <w:rPr>
                 <w:bCs/>
               </w:rPr>
-              <w:t xml:space="preserve">&lt;&lt;user select from list: </w:t>
+              <w:t>&lt;&lt;</w:t>
+            </w:r>
+            <w:proofErr w:type="gramStart"/>
+            <w:r>
+              <w:rPr>
+                <w:bCs/>
+              </w:rPr>
+              <w:t>user</w:t>
+            </w:r>
+            <w:proofErr w:type="gramEnd"/>
+            <w:r>
+              <w:rPr>
+                <w:bCs/>
+              </w:rPr>
+              <w:t xml:space="preserve"> select from list: </w:t>
             </w:r>
           </w:p>
           <w:p>
@@ -15478,7 +15518,25 @@
                 <w:rFonts w:cs="Calibri"/>
                 <w:color w:val="000000" w:themeColor="text1"/>
               </w:rPr>
-              <w:t>&lt;&lt;calculated field: if manometer Calibration Date in B1-06 is within 12 months of the date of the diagnostic test B1-01, then display message: Manometer Calibration is valid"; else display message: "WARNING - Manometer Calibration is expired.  A manometer with current calibration is required in order to comply with this Enclosure Air Leakage Diagnostic test"&gt;&gt;</w:t>
+              <w:t xml:space="preserve">&lt;&lt;calculated field: if manometer Calibration Date in B1-06 is within 12 months of the date of the diagnostic test B1-01, then display message: Manometer Calibration is valid"; else display message: "WARNING - Manometer Calibration is expired.  A manometer with current calibration is required </w:t>
+            </w:r>
+            <w:proofErr w:type="gramStart"/>
+            <w:r>
+              <w:rPr>
+                <w:rStyle w:val="normaltextrun"/>
+                <w:rFonts w:cs="Calibri"/>
+                <w:color w:val="000000" w:themeColor="text1"/>
+              </w:rPr>
+              <w:t>in order to</w:t>
+            </w:r>
+            <w:proofErr w:type="gramEnd"/>
+            <w:r>
+              <w:rPr>
+                <w:rStyle w:val="normaltextrun"/>
+                <w:rFonts w:cs="Calibri"/>
+                <w:color w:val="000000" w:themeColor="text1"/>
+              </w:rPr>
+              <w:t xml:space="preserve"> comply with this Enclosure Air Leakage Diagnostic test"&gt;&gt;</w:t>
             </w:r>
             <w:r>
               <w:rPr>
@@ -15545,7 +15603,21 @@
               <w:rPr>
                 <w:bCs/>
               </w:rPr>
-              <w:t>&lt;&lt;user select from list:</w:t>
+              <w:t>&lt;&lt;</w:t>
+            </w:r>
+            <w:proofErr w:type="gramStart"/>
+            <w:r>
+              <w:rPr>
+                <w:bCs/>
+              </w:rPr>
+              <w:t>user</w:t>
+            </w:r>
+            <w:proofErr w:type="gramEnd"/>
+            <w:r>
+              <w:rPr>
+                <w:bCs/>
+              </w:rPr>
+              <w:t xml:space="preserve"> select from list:</w:t>
             </w:r>
           </w:p>
           <w:p>
@@ -15653,6 +15725,7 @@
               <w:rPr>
                 <w:bCs/>
               </w:rPr>
+              <w:lastRenderedPageBreak/>
               <w:t>10</w:t>
             </w:r>
           </w:p>
@@ -15807,7 +15880,6 @@
               <w:rPr>
                 <w:bCs/>
               </w:rPr>
-              <w:lastRenderedPageBreak/>
               <w:t>1</w:t>
             </w:r>
             <w:r>
@@ -16606,8 +16678,17 @@
                 <w:sz w:val="20"/>
                 <w:szCs w:val="20"/>
               </w:rPr>
-              <w:t>Pass or Fail</w:t>
-            </w:r>
+              <w:t xml:space="preserve">Pass or </w:t>
+            </w:r>
+            <w:proofErr w:type="gramStart"/>
+            <w:r>
+              <w:rPr>
+                <w:sz w:val="20"/>
+                <w:szCs w:val="20"/>
+              </w:rPr>
+              <w:t>Fail</w:t>
+            </w:r>
+            <w:proofErr w:type="gramEnd"/>
           </w:p>
         </w:tc>
       </w:tr>
@@ -16770,8 +16851,17 @@
                 <w:sz w:val="20"/>
                 <w:szCs w:val="20"/>
               </w:rPr>
-              <w:t>Pass or Fail</w:t>
-            </w:r>
+              <w:t xml:space="preserve">Pass or </w:t>
+            </w:r>
+            <w:proofErr w:type="gramStart"/>
+            <w:r>
+              <w:rPr>
+                <w:sz w:val="20"/>
+                <w:szCs w:val="20"/>
+              </w:rPr>
+              <w:t>Fail</w:t>
+            </w:r>
+            <w:proofErr w:type="gramEnd"/>
           </w:p>
         </w:tc>
       </w:tr>
@@ -17586,8 +17676,17 @@
                 <w:sz w:val="20"/>
                 <w:szCs w:val="20"/>
               </w:rPr>
-              <w:t>Pass or Fail</w:t>
-            </w:r>
+              <w:t xml:space="preserve">Pass or </w:t>
+            </w:r>
+            <w:proofErr w:type="gramStart"/>
+            <w:r>
+              <w:rPr>
+                <w:sz w:val="20"/>
+                <w:szCs w:val="20"/>
+              </w:rPr>
+              <w:t>Fail</w:t>
+            </w:r>
+            <w:proofErr w:type="gramEnd"/>
           </w:p>
         </w:tc>
       </w:tr>
@@ -17814,8 +17913,17 @@
                 <w:sz w:val="20"/>
                 <w:szCs w:val="20"/>
               </w:rPr>
-              <w:t>Pass or Fail</w:t>
-            </w:r>
+              <w:t xml:space="preserve">Pass or </w:t>
+            </w:r>
+            <w:proofErr w:type="gramStart"/>
+            <w:r>
+              <w:rPr>
+                <w:sz w:val="20"/>
+                <w:szCs w:val="20"/>
+              </w:rPr>
+              <w:t>Fail</w:t>
+            </w:r>
+            <w:proofErr w:type="gramEnd"/>
           </w:p>
         </w:tc>
       </w:tr>
@@ -18574,8 +18682,17 @@
                 <w:sz w:val="20"/>
                 <w:szCs w:val="20"/>
               </w:rPr>
-              <w:t>Pass or Fail</w:t>
-            </w:r>
+              <w:t xml:space="preserve">Pass or </w:t>
+            </w:r>
+            <w:proofErr w:type="gramStart"/>
+            <w:r>
+              <w:rPr>
+                <w:sz w:val="20"/>
+                <w:szCs w:val="20"/>
+              </w:rPr>
+              <w:t>Fail</w:t>
+            </w:r>
+            <w:proofErr w:type="gramEnd"/>
           </w:p>
         </w:tc>
       </w:tr>
@@ -18595,6 +18712,7 @@
                 <w:sz w:val="20"/>
                 <w:szCs w:val="20"/>
               </w:rPr>
+              <w:lastRenderedPageBreak/>
               <w:t>&lt;pull from CF1R&gt;</w:t>
             </w:r>
           </w:p>
@@ -18738,8 +18856,17 @@
                 <w:sz w:val="20"/>
                 <w:szCs w:val="20"/>
               </w:rPr>
-              <w:t>Pass or Fail</w:t>
-            </w:r>
+              <w:t xml:space="preserve">Pass or </w:t>
+            </w:r>
+            <w:proofErr w:type="gramStart"/>
+            <w:r>
+              <w:rPr>
+                <w:sz w:val="20"/>
+                <w:szCs w:val="20"/>
+              </w:rPr>
+              <w:t>Fail</w:t>
+            </w:r>
+            <w:proofErr w:type="gramEnd"/>
           </w:p>
         </w:tc>
       </w:tr>
@@ -18761,7 +18888,6 @@
                 <w:sz w:val="20"/>
                 <w:szCs w:val="20"/>
               </w:rPr>
-              <w:lastRenderedPageBreak/>
               <w:t>09</w:t>
             </w:r>
           </w:p>
@@ -20220,8 +20346,17 @@
                 <w:sz w:val="20"/>
                 <w:szCs w:val="20"/>
               </w:rPr>
-              <w:t>Flap Ht</w:t>
-            </w:r>
+              <w:t xml:space="preserve">Flap </w:t>
+            </w:r>
+            <w:proofErr w:type="spellStart"/>
+            <w:r>
+              <w:rPr>
+                <w:sz w:val="20"/>
+                <w:szCs w:val="20"/>
+              </w:rPr>
+              <w:t>Ht</w:t>
+            </w:r>
+            <w:proofErr w:type="spellEnd"/>
           </w:p>
         </w:tc>
         <w:tc>
@@ -20272,12 +20407,21 @@
               <w:spacing w:after="0" w:line="240" w:lineRule="auto"/>
               <w:jc w:val="center"/>
             </w:pPr>
-            <w:r>
-              <w:rPr>
-                <w:sz w:val="20"/>
-                <w:szCs w:val="20"/>
-              </w:rPr>
-              <w:t>Dist (Left)</w:t>
+            <w:proofErr w:type="spellStart"/>
+            <w:r>
+              <w:rPr>
+                <w:sz w:val="20"/>
+                <w:szCs w:val="20"/>
+              </w:rPr>
+              <w:t>Dist</w:t>
+            </w:r>
+            <w:proofErr w:type="spellEnd"/>
+            <w:r>
+              <w:rPr>
+                <w:sz w:val="20"/>
+                <w:szCs w:val="20"/>
+              </w:rPr>
+              <w:t xml:space="preserve"> (Left)</w:t>
             </w:r>
           </w:p>
         </w:tc>
@@ -20349,12 +20493,21 @@
               <w:spacing w:after="0" w:line="240" w:lineRule="auto"/>
               <w:jc w:val="center"/>
             </w:pPr>
-            <w:r>
-              <w:rPr>
-                <w:sz w:val="20"/>
-                <w:szCs w:val="20"/>
-              </w:rPr>
-              <w:t>Dist (Right)</w:t>
+            <w:proofErr w:type="spellStart"/>
+            <w:r>
+              <w:rPr>
+                <w:sz w:val="20"/>
+                <w:szCs w:val="20"/>
+              </w:rPr>
+              <w:t>Dist</w:t>
+            </w:r>
+            <w:proofErr w:type="spellEnd"/>
+            <w:r>
+              <w:rPr>
+                <w:sz w:val="20"/>
+                <w:szCs w:val="20"/>
+              </w:rPr>
+              <w:t xml:space="preserve"> (Right)</w:t>
             </w:r>
           </w:p>
         </w:tc>
@@ -21720,6 +21873,7 @@
                 <w:sz w:val="20"/>
                 <w:szCs w:val="20"/>
               </w:rPr>
+              <w:lastRenderedPageBreak/>
               <w:t>R-value</w:t>
             </w:r>
           </w:p>
@@ -21743,6 +21897,7 @@
                 <w:sz w:val="20"/>
                 <w:szCs w:val="20"/>
               </w:rPr>
+              <w:lastRenderedPageBreak/>
               <w:t>Standby Loss (Fraction)</w:t>
             </w:r>
           </w:p>
@@ -21801,15 +21956,7 @@
                 <w:sz w:val="20"/>
                 <w:szCs w:val="20"/>
               </w:rPr>
-              <w:t xml:space="preserve">&lt;pull from </w:t>
-            </w:r>
-            <w:r>
-              <w:rPr>
-                <w:sz w:val="20"/>
-                <w:szCs w:val="20"/>
-              </w:rPr>
-              <w:lastRenderedPageBreak/>
-              <w:t>CF1R&gt;</w:t>
+              <w:t>&lt;pull from CF1R&gt;</w:t>
             </w:r>
           </w:p>
         </w:tc>
@@ -21828,16 +21975,7 @@
                 <w:sz w:val="20"/>
                 <w:szCs w:val="20"/>
               </w:rPr>
-              <w:lastRenderedPageBreak/>
-              <w:t xml:space="preserve">&lt;pull from </w:t>
-            </w:r>
-            <w:r>
-              <w:rPr>
-                <w:sz w:val="20"/>
-                <w:szCs w:val="20"/>
-              </w:rPr>
-              <w:lastRenderedPageBreak/>
-              <w:t>CF1R&gt;</w:t>
+              <w:t>&lt;pull from CF1R&gt;</w:t>
             </w:r>
           </w:p>
         </w:tc>
@@ -21855,16 +21993,7 @@
                 <w:sz w:val="20"/>
                 <w:szCs w:val="20"/>
               </w:rPr>
-              <w:lastRenderedPageBreak/>
-              <w:t xml:space="preserve">&lt;pull from </w:t>
-            </w:r>
-            <w:r>
-              <w:rPr>
-                <w:sz w:val="20"/>
-                <w:szCs w:val="20"/>
-              </w:rPr>
-              <w:lastRenderedPageBreak/>
-              <w:t>CF1R&gt;</w:t>
+              <w:t>&lt;pull from CF1R&gt;</w:t>
             </w:r>
           </w:p>
         </w:tc>
@@ -21882,16 +22011,7 @@
                 <w:sz w:val="20"/>
                 <w:szCs w:val="20"/>
               </w:rPr>
-              <w:lastRenderedPageBreak/>
-              <w:t xml:space="preserve">&lt;pull from </w:t>
-            </w:r>
-            <w:r>
-              <w:rPr>
-                <w:sz w:val="20"/>
-                <w:szCs w:val="20"/>
-              </w:rPr>
-              <w:lastRenderedPageBreak/>
-              <w:t>CF1R&gt;</w:t>
+              <w:t>&lt;pull from CF1R&gt;</w:t>
             </w:r>
           </w:p>
         </w:tc>
@@ -21909,16 +22029,7 @@
                 <w:sz w:val="20"/>
                 <w:szCs w:val="20"/>
               </w:rPr>
-              <w:lastRenderedPageBreak/>
-              <w:t xml:space="preserve">&lt;pull from </w:t>
-            </w:r>
-            <w:r>
-              <w:rPr>
-                <w:sz w:val="20"/>
-                <w:szCs w:val="20"/>
-              </w:rPr>
-              <w:lastRenderedPageBreak/>
-              <w:t>CF1R&gt;</w:t>
+              <w:t>&lt;pull from CF1R&gt;</w:t>
             </w:r>
           </w:p>
         </w:tc>
@@ -21936,7 +22047,6 @@
                 <w:sz w:val="20"/>
                 <w:szCs w:val="20"/>
               </w:rPr>
-              <w:lastRenderedPageBreak/>
               <w:t>&lt;pull from CF1R&gt;</w:t>
             </w:r>
           </w:p>
@@ -21955,15 +22065,7 @@
                 <w:sz w:val="20"/>
                 <w:szCs w:val="20"/>
               </w:rPr>
-              <w:t xml:space="preserve">&lt;pull from </w:t>
-            </w:r>
-            <w:r>
-              <w:rPr>
-                <w:sz w:val="20"/>
-                <w:szCs w:val="20"/>
-              </w:rPr>
-              <w:lastRenderedPageBreak/>
-              <w:t>CF1R</w:t>
+              <w:t>&lt;pull from CF1R</w:t>
             </w:r>
             <w:r>
               <w:rPr>
@@ -21995,7 +22097,6 @@
                 <w:sz w:val="20"/>
                 <w:szCs w:val="20"/>
               </w:rPr>
-              <w:lastRenderedPageBreak/>
               <w:t>User input: Pass or Fail</w:t>
             </w:r>
           </w:p>
@@ -23787,7 +23888,7 @@
               </w:rPr>
               <w:t>EER</w:t>
             </w:r>
-            <w:ins w:id="4" w:author="Alhabibi, Haider@Energy" w:date="2022-08-24T17:28:00Z">
+            <w:ins w:id="8" w:author="Alhabibi, Haider@Energy" w:date="2022-08-24T17:28:00Z">
               <w:r>
                 <w:rPr>
                   <w:sz w:val="20"/>
@@ -23796,7 +23897,7 @@
                 <w:t>/EER2</w:t>
               </w:r>
             </w:ins>
-            <w:ins w:id="5" w:author="Shewmaker, Michael@Energy" w:date="2022-09-29T16:19:00Z">
+            <w:ins w:id="9" w:author="Shewmaker, Michael@Energy" w:date="2022-09-29T16:19:00Z">
               <w:r>
                 <w:rPr>
                   <w:sz w:val="20"/>
@@ -23831,7 +23932,7 @@
               </w:rPr>
               <w:t>SEER</w:t>
             </w:r>
-            <w:ins w:id="6" w:author="Alhabibi, Haider@Energy" w:date="2022-08-24T17:28:00Z">
+            <w:ins w:id="10" w:author="Alhabibi, Haider@Energy" w:date="2022-08-24T17:28:00Z">
               <w:r>
                 <w:rPr>
                   <w:sz w:val="20"/>
@@ -24076,6 +24177,7 @@
                 <w:sz w:val="20"/>
                 <w:szCs w:val="20"/>
               </w:rPr>
+              <w:lastRenderedPageBreak/>
               <w:t>06</w:t>
             </w:r>
           </w:p>
@@ -24169,7 +24271,6 @@
                 <w:sz w:val="20"/>
                 <w:szCs w:val="20"/>
               </w:rPr>
-              <w:lastRenderedPageBreak/>
               <w:t>07</w:t>
             </w:r>
           </w:p>
@@ -25642,7 +25743,15 @@
               <w:spacing w:after="0" w:line="240" w:lineRule="auto"/>
             </w:pPr>
             <w:r>
-              <w:t>All applicable sections of this document shall indicate compliance with the specified verification protocol requirements in order for this Certificate of Verification as a whole to be determined to be in compliance.</w:t>
+              <w:t xml:space="preserve">All applicable sections of this document shall indicate compliance with the specified verification protocol requirements </w:t>
+            </w:r>
+            <w:proofErr w:type="gramStart"/>
+            <w:r>
+              <w:t>in order for</w:t>
+            </w:r>
+            <w:proofErr w:type="gramEnd"/>
+            <w:r>
+              <w:t xml:space="preserve"> this Certificate of Verification as a whole to be determined to be in compliance.</w:t>
             </w:r>
           </w:p>
         </w:tc>
@@ -25692,7 +25801,15 @@
               <w:t xml:space="preserve"> L</w:t>
             </w:r>
             <w:r>
-              <w:t xml:space="preserve"> equal Pass then result is a pass. Else result is fail. For pass result, display text: “Complies: All specified verification protocol requirements on this document are met”. For fail results, display text: “Does Not Comply: One or more specified verification protocol requirements on this document are not met”.</w:t>
+              <w:t xml:space="preserve"> equal Pass then result is a pass. Else result is </w:t>
+            </w:r>
+            <w:proofErr w:type="gramStart"/>
+            <w:r>
+              <w:t>fail</w:t>
+            </w:r>
+            <w:proofErr w:type="gramEnd"/>
+            <w:r>
+              <w:t>. For pass result, display text: “Complies: All specified verification protocol requirements on this document are met”. For fail results, display text: “Does Not Comply: One or more specified verification protocol requirements on this document are not met”.</w:t>
             </w:r>
           </w:p>
         </w:tc>
@@ -25975,272 +26092,230 @@
 
 <file path=word/header1.xml><?xml version="1.0" encoding="utf-8"?>
 <w:hdr xmlns:wpc="http://schemas.microsoft.com/office/word/2010/wordprocessingCanvas" xmlns:cx="http://schemas.microsoft.com/office/drawing/2014/chartex" xmlns:cx1="http://schemas.microsoft.com/office/drawing/2015/9/8/chartex" xmlns:cx2="http://schemas.microsoft.com/office/drawing/2015/10/21/chartex" xmlns:cx3="http://schemas.microsoft.com/office/drawing/2016/5/9/chartex" xmlns:cx4="http://schemas.microsoft.com/office/drawing/2016/5/10/chartex" xmlns:cx5="http://schemas.microsoft.com/office/drawing/2016/5/11/chartex" xmlns:cx6="http://schemas.microsoft.com/office/drawing/2016/5/12/chartex" xmlns:cx7="http://schemas.microsoft.com/office/drawing/2016/5/13/chartex" xmlns:cx8="http://schemas.microsoft.com/office/drawing/2016/5/14/chartex" xmlns:mc="http://schemas.openxmlformats.org/markup-compatibility/2006" xmlns:aink="http://schemas.microsoft.com/office/drawing/2016/ink" xmlns:am3d="http://schemas.microsoft.com/office/drawing/2017/model3d" xmlns:o="urn:schemas-microsoft-com:office:office" xmlns:oel="http://schemas.microsoft.com/office/2019/extlst" xmlns:r="http://schemas.openxmlformats.org/officeDocument/2006/relationships" xmlns:m="http://schemas.openxmlformats.org/officeDocument/2006/math" xmlns:v="urn:schemas-microsoft-com:vml" xmlns:wp14="http://schemas.microsoft.com/office/word/2010/wordprocessingDrawing" xmlns:wp="http://schemas.openxmlformats.org/drawingml/2006/wordprocessingDrawing" xmlns:w10="urn:schemas-microsoft-com:office:word" xmlns:w="http://schemas.openxmlformats.org/wordprocessingml/2006/main" xmlns:w14="http://schemas.microsoft.com/office/word/2010/wordml" xmlns:w15="http://schemas.microsoft.com/office/word/2012/wordml" xmlns:w16cex="http://schemas.microsoft.com/office/word/2018/wordml/cex" xmlns:w16cid="http://schemas.microsoft.com/office/word/2016/wordml/cid" xmlns:w16="http://schemas.microsoft.com/office/word/2018/wordml" xmlns:w16sdtdh="http://schemas.microsoft.com/office/word/2020/wordml/sdtdatahash" xmlns:w16se="http://schemas.microsoft.com/office/word/2015/wordml/symex" xmlns:wpg="http://schemas.microsoft.com/office/word/2010/wordprocessingGroup" xmlns:wpi="http://schemas.microsoft.com/office/word/2010/wordprocessingInk" xmlns:wne="http://schemas.microsoft.com/office/word/2006/wordml" xmlns:wps="http://schemas.microsoft.com/office/word/2010/wordprocessingShape" mc:Ignorable="w14 w15 w16se w16cid w16 w16cex w16sdtdh wp14">
-  <w:tbl>
-    <w:tblPr>
-      <w:tblW w:w="5004" w:type="pct"/>
-      <w:tblBorders>
-        <w:top w:val="single" w:sz="4" w:space="0" w:color="auto"/>
-        <w:left w:val="single" w:sz="4" w:space="0" w:color="auto"/>
-        <w:bottom w:val="single" w:sz="4" w:space="0" w:color="auto"/>
-        <w:right w:val="single" w:sz="4" w:space="0" w:color="auto"/>
-        <w:insideH w:val="single" w:sz="4" w:space="0" w:color="auto"/>
-        <w:insideV w:val="single" w:sz="4" w:space="0" w:color="auto"/>
-      </w:tblBorders>
-      <w:tblCellMar>
-        <w:left w:w="115" w:type="dxa"/>
-        <w:right w:w="115" w:type="dxa"/>
-      </w:tblCellMar>
-      <w:tblLook w:val="0000" w:firstRow="0" w:lastRow="0" w:firstColumn="0" w:lastColumn="0" w:noHBand="0" w:noVBand="0"/>
-    </w:tblPr>
-    <w:tblGrid>
-      <w:gridCol w:w="7321"/>
-      <w:gridCol w:w="4439"/>
-      <w:gridCol w:w="2882"/>
-    </w:tblGrid>
-    <w:tr>
-      <w:trPr>
-        <w:cantSplit/>
-        <w:trHeight w:val="288"/>
-      </w:trPr>
-      <w:tc>
-        <w:tcPr>
-          <w:tcW w:w="4016" w:type="pct"/>
-          <w:gridSpan w:val="2"/>
-          <w:tcBorders>
-            <w:bottom w:val="single" w:sz="4" w:space="0" w:color="auto"/>
-            <w:right w:val="nil"/>
-          </w:tcBorders>
-          <w:vAlign w:val="center"/>
-        </w:tcPr>
-        <w:p>
-          <w:pPr>
-            <w:pStyle w:val="Heading1"/>
-            <w:rPr>
-              <w:rFonts w:asciiTheme="minorHAnsi" w:hAnsiTheme="minorHAnsi"/>
-              <w:b w:val="0"/>
-              <w:bCs/>
-              <w:sz w:val="20"/>
-            </w:rPr>
-          </w:pPr>
-          <w:r>
-            <w:rPr>
-              <w:rFonts w:asciiTheme="minorHAnsi" w:hAnsiTheme="minorHAnsi"/>
-              <w:b w:val="0"/>
-              <w:bCs/>
-              <w:sz w:val="20"/>
-            </w:rPr>
-            <w:t>CERTIFICATE OF VERIFICATION</w:t>
-          </w:r>
-        </w:p>
-      </w:tc>
-      <w:tc>
-        <w:tcPr>
-          <w:tcW w:w="984" w:type="pct"/>
-          <w:tcBorders>
-            <w:left w:val="nil"/>
-            <w:bottom w:val="single" w:sz="4" w:space="0" w:color="auto"/>
-          </w:tcBorders>
-          <w:tcMar>
-            <w:left w:w="115" w:type="dxa"/>
-            <w:right w:w="115" w:type="dxa"/>
-          </w:tcMar>
-          <w:vAlign w:val="center"/>
-        </w:tcPr>
-        <w:p>
-          <w:pPr>
-            <w:pStyle w:val="Heading1"/>
-            <w:jc w:val="right"/>
-            <w:rPr>
-              <w:rFonts w:asciiTheme="minorHAnsi" w:hAnsiTheme="minorHAnsi"/>
-              <w:b w:val="0"/>
-              <w:bCs/>
-              <w:sz w:val="20"/>
-            </w:rPr>
-          </w:pPr>
-          <w:r>
-            <w:rPr>
-              <w:rFonts w:asciiTheme="minorHAnsi" w:hAnsiTheme="minorHAnsi"/>
-              <w:b w:val="0"/>
-              <w:bCs/>
-              <w:sz w:val="20"/>
-            </w:rPr>
-            <w:t>CF3R-EXC-20-H</w:t>
-          </w:r>
-        </w:p>
-      </w:tc>
-    </w:tr>
-    <w:tr>
-      <w:trPr>
-        <w:cantSplit/>
-        <w:trHeight w:val="288"/>
-      </w:trPr>
-      <w:tc>
-        <w:tcPr>
-          <w:tcW w:w="2500" w:type="pct"/>
-          <w:tcBorders>
-            <w:right w:val="nil"/>
-          </w:tcBorders>
-          <w:vAlign w:val="center"/>
-        </w:tcPr>
-        <w:p>
-          <w:pPr>
-            <w:tabs>
-              <w:tab w:val="right" w:pos="10543"/>
-            </w:tabs>
-            <w:spacing w:after="0"/>
-            <w:rPr>
-              <w:rFonts w:asciiTheme="minorHAnsi" w:hAnsiTheme="minorHAnsi"/>
-              <w:sz w:val="12"/>
-              <w:szCs w:val="12"/>
-            </w:rPr>
-          </w:pPr>
-          <w:r>
-            <w:rPr>
-              <w:rFonts w:asciiTheme="minorHAnsi" w:hAnsiTheme="minorHAnsi"/>
-              <w:bCs/>
-              <w:sz w:val="20"/>
-            </w:rPr>
-            <w:t>Existing Conditions for Residential Alterations</w:t>
-          </w:r>
-        </w:p>
-      </w:tc>
-      <w:tc>
-        <w:tcPr>
-          <w:tcW w:w="2500" w:type="pct"/>
-          <w:gridSpan w:val="2"/>
-          <w:tcBorders>
-            <w:left w:val="nil"/>
-          </w:tcBorders>
-        </w:tcPr>
-        <w:p>
-          <w:pPr>
-            <w:tabs>
-              <w:tab w:val="right" w:pos="10543"/>
-            </w:tabs>
-            <w:spacing w:after="0"/>
-            <w:jc w:val="right"/>
-            <w:rPr>
-              <w:rFonts w:asciiTheme="minorHAnsi" w:hAnsiTheme="minorHAnsi"/>
-              <w:sz w:val="12"/>
-              <w:szCs w:val="12"/>
-            </w:rPr>
-          </w:pPr>
-          <w:r>
-            <w:rPr>
-              <w:rFonts w:asciiTheme="minorHAnsi" w:hAnsiTheme="minorHAnsi"/>
-              <w:bCs/>
-            </w:rPr>
-            <w:t xml:space="preserve">(Page </w:t>
-          </w:r>
-          <w:r>
-            <w:rPr>
-              <w:rFonts w:asciiTheme="minorHAnsi" w:hAnsiTheme="minorHAnsi"/>
-              <w:bCs/>
-            </w:rPr>
-            <w:fldChar w:fldCharType="begin"/>
-          </w:r>
-          <w:r>
-            <w:rPr>
-              <w:rFonts w:asciiTheme="minorHAnsi" w:hAnsiTheme="minorHAnsi"/>
-              <w:bCs/>
-            </w:rPr>
-            <w:instrText xml:space="preserve"> PAGE   \* MERGEFORMAT </w:instrText>
-          </w:r>
-          <w:r>
-            <w:rPr>
-              <w:rFonts w:asciiTheme="minorHAnsi" w:hAnsiTheme="minorHAnsi"/>
-              <w:bCs/>
-            </w:rPr>
-            <w:fldChar w:fldCharType="separate"/>
-          </w:r>
-          <w:r>
-            <w:rPr>
-              <w:rFonts w:asciiTheme="minorHAnsi" w:hAnsiTheme="minorHAnsi"/>
-              <w:bCs/>
-              <w:noProof/>
-            </w:rPr>
-            <w:t>4</w:t>
-          </w:r>
-          <w:r>
-            <w:rPr>
-              <w:rFonts w:asciiTheme="minorHAnsi" w:hAnsiTheme="minorHAnsi"/>
-              <w:bCs/>
-            </w:rPr>
-            <w:fldChar w:fldCharType="end"/>
-          </w:r>
-          <w:r>
-            <w:rPr>
-              <w:rFonts w:asciiTheme="minorHAnsi" w:hAnsiTheme="minorHAnsi"/>
-              <w:bCs/>
-            </w:rPr>
-            <w:t xml:space="preserve"> of </w:t>
-          </w:r>
-          <w:r>
-            <w:rPr>
-              <w:rFonts w:asciiTheme="minorHAnsi" w:hAnsiTheme="minorHAnsi"/>
-              <w:bCs/>
-              <w:noProof/>
-            </w:rPr>
-            <w:fldChar w:fldCharType="begin"/>
-          </w:r>
-          <w:r>
-            <w:rPr>
-              <w:rFonts w:asciiTheme="minorHAnsi" w:hAnsiTheme="minorHAnsi"/>
-              <w:bCs/>
-              <w:noProof/>
-            </w:rPr>
-            <w:instrText xml:space="preserve"> SECTIONPAGES   \* MERGEFORMAT </w:instrText>
-          </w:r>
-          <w:r>
-            <w:rPr>
-              <w:rFonts w:asciiTheme="minorHAnsi" w:hAnsiTheme="minorHAnsi"/>
-              <w:bCs/>
-              <w:noProof/>
-            </w:rPr>
-            <w:fldChar w:fldCharType="separate"/>
-          </w:r>
-          <w:r>
-            <w:rPr>
-              <w:rFonts w:asciiTheme="minorHAnsi" w:hAnsiTheme="minorHAnsi"/>
-              <w:bCs/>
-              <w:noProof/>
-            </w:rPr>
-            <w:t>6</w:t>
-          </w:r>
-          <w:r>
-            <w:rPr>
-              <w:rFonts w:asciiTheme="minorHAnsi" w:hAnsiTheme="minorHAnsi"/>
-              <w:bCs/>
-              <w:noProof/>
-            </w:rPr>
-            <w:fldChar w:fldCharType="end"/>
-          </w:r>
-          <w:r>
-            <w:rPr>
-              <w:rFonts w:asciiTheme="minorHAnsi" w:hAnsiTheme="minorHAnsi"/>
-              <w:bCs/>
-            </w:rPr>
-            <w:t>)</w:t>
-          </w:r>
-        </w:p>
-      </w:tc>
-    </w:tr>
-  </w:tbl>
   <w:p>
     <w:pPr>
-      <w:pStyle w:val="Footer"/>
       <w:tabs>
-        <w:tab w:val="clear" w:pos="4680"/>
-        <w:tab w:val="clear" w:pos="9360"/>
-        <w:tab w:val="left" w:pos="0"/>
-        <w:tab w:val="right" w:pos="14400"/>
+        <w:tab w:val="center" w:pos="4320"/>
+        <w:tab w:val="right" w:pos="8640"/>
       </w:tabs>
-      <w:spacing w:after="120"/>
+      <w:spacing w:after="0" w:line="240" w:lineRule="auto"/>
+      <w:ind w:left="360"/>
+      <w:jc w:val="center"/>
+      <w:rPr>
+        <w:rFonts w:ascii="Arial" w:eastAsia="Times New Roman" w:hAnsi="Arial" w:cs="Arial"/>
+        <w:sz w:val="24"/>
+        <w:szCs w:val="24"/>
+      </w:rPr>
+    </w:pPr>
+    <w:r>
+      <w:rPr>
+        <w:rFonts w:eastAsia="Times New Roman" w:cs="Calibri"/>
+        <w:noProof/>
+        <w:sz w:val="28"/>
+        <w:szCs w:val="28"/>
+      </w:rPr>
+      <w:drawing>
+        <wp:anchor distT="0" distB="0" distL="114300" distR="114300" simplePos="0" relativeHeight="251658240" behindDoc="0" locked="0" layoutInCell="1" allowOverlap="1" wp14:anchorId="1FCC67FA" wp14:editId="7FBDA4BA">
+          <wp:simplePos x="0" y="0"/>
+          <wp:positionH relativeFrom="column">
+            <wp:posOffset>0</wp:posOffset>
+          </wp:positionH>
+          <wp:positionV relativeFrom="paragraph">
+            <wp:posOffset>47625</wp:posOffset>
+          </wp:positionV>
+          <wp:extent cx="2532380" cy="566420"/>
+          <wp:effectExtent l="0" t="0" r="0" b="0"/>
+          <wp:wrapNone/>
+          <wp:docPr id="1" name="Picture 1">
+            <a:extLst xmlns:a="http://schemas.openxmlformats.org/drawingml/2006/main">
+              <a:ext uri="{C183D7F6-B498-43B3-948B-1728B52AA6E4}">
+                <adec:decorative xmlns:adec="http://schemas.microsoft.com/office/drawing/2017/decorative" val="1"/>
+              </a:ext>
+            </a:extLst>
+          </wp:docPr>
+          <wp:cNvGraphicFramePr>
+            <a:graphicFrameLocks xmlns:a="http://schemas.openxmlformats.org/drawingml/2006/main" noChangeAspect="1"/>
+          </wp:cNvGraphicFramePr>
+          <a:graphic xmlns:a="http://schemas.openxmlformats.org/drawingml/2006/main">
+            <a:graphicData uri="http://schemas.openxmlformats.org/drawingml/2006/picture">
+              <pic:pic xmlns:pic="http://schemas.openxmlformats.org/drawingml/2006/picture">
+                <pic:nvPicPr>
+                  <pic:cNvPr id="30" name="Picture 30">
+                    <a:extLst>
+                      <a:ext uri="{C183D7F6-B498-43B3-948B-1728B52AA6E4}">
+                        <adec:decorative xmlns:adec="http://schemas.microsoft.com/office/drawing/2017/decorative" val="1"/>
+                      </a:ext>
+                    </a:extLst>
+                  </pic:cNvPr>
+                  <pic:cNvPicPr/>
+                </pic:nvPicPr>
+                <pic:blipFill>
+                  <a:blip r:embed="rId1">
+                    <a:extLst>
+                      <a:ext uri="{28A0092B-C50C-407E-A947-70E740481C1C}">
+                        <a14:useLocalDpi xmlns:a14="http://schemas.microsoft.com/office/drawing/2010/main" val="0"/>
+                      </a:ext>
+                    </a:extLst>
+                  </a:blip>
+                  <a:stretch>
+                    <a:fillRect/>
+                  </a:stretch>
+                </pic:blipFill>
+                <pic:spPr>
+                  <a:xfrm>
+                    <a:off x="0" y="0"/>
+                    <a:ext cx="2532380" cy="566420"/>
+                  </a:xfrm>
+                  <a:prstGeom prst="rect">
+                    <a:avLst/>
+                  </a:prstGeom>
+                </pic:spPr>
+              </pic:pic>
+            </a:graphicData>
+          </a:graphic>
+          <wp14:sizeRelH relativeFrom="page">
+            <wp14:pctWidth>0</wp14:pctWidth>
+          </wp14:sizeRelH>
+          <wp14:sizeRelV relativeFrom="page">
+            <wp14:pctHeight>0</wp14:pctHeight>
+          </wp14:sizeRelV>
+        </wp:anchor>
+      </w:drawing>
+    </w:r>
+    <w:r>
+      <w:rPr>
+        <w:rFonts w:eastAsia="Times New Roman" w:cs="Calibri"/>
+        <w:b/>
+        <w:noProof/>
+        <w:sz w:val="28"/>
+        <w:szCs w:val="28"/>
+      </w:rPr>
+      <w:t>EXISTING CONDITIONS FOR RESIDENTIAL ALTERATIONS</w:t>
+    </w:r>
+  </w:p>
+  <w:p>
+    <w:pPr>
+      <w:tabs>
+        <w:tab w:val="center" w:pos="4320"/>
+        <w:tab w:val="right" w:pos="8640"/>
+      </w:tabs>
+      <w:spacing w:after="0" w:line="240" w:lineRule="auto"/>
+      <w:ind w:left="360"/>
+      <w:rPr>
+        <w:rFonts w:ascii="Arial" w:eastAsia="Times New Roman" w:hAnsi="Arial" w:cs="Arial"/>
+        <w:sz w:val="24"/>
+        <w:szCs w:val="24"/>
+      </w:rPr>
+    </w:pPr>
+    <w:r>
+      <w:rPr>
+        <w:rFonts w:ascii="Arial" w:eastAsia="Times New Roman" w:hAnsi="Arial" w:cs="Arial"/>
+        <w:sz w:val="24"/>
+        <w:szCs w:val="24"/>
+      </w:rPr>
+      <w:ptab w:relativeTo="margin" w:alignment="center" w:leader="none"/>
+    </w:r>
+    <w:r>
+      <w:rPr>
+        <w:rFonts w:ascii="Arial" w:eastAsia="Times New Roman" w:hAnsi="Arial" w:cs="Arial"/>
+        <w:sz w:val="24"/>
+        <w:szCs w:val="24"/>
+      </w:rPr>
+      <w:ptab w:relativeTo="margin" w:alignment="right" w:leader="none"/>
+    </w:r>
+    <w:r>
+      <w:rPr>
+        <w:rFonts w:eastAsia="Times New Roman" w:cs="Calibri"/>
+        <w:sz w:val="28"/>
+        <w:szCs w:val="28"/>
+      </w:rPr>
+      <w:t>CEC-CF</w:t>
+    </w:r>
+    <w:r>
+      <w:rPr>
+        <w:rFonts w:eastAsia="Times New Roman" w:cs="Calibri"/>
+        <w:sz w:val="28"/>
+        <w:szCs w:val="28"/>
+      </w:rPr>
+      <w:t>3</w:t>
+    </w:r>
+    <w:r>
+      <w:rPr>
+        <w:rFonts w:eastAsia="Times New Roman" w:cs="Calibri"/>
+        <w:sz w:val="28"/>
+        <w:szCs w:val="28"/>
+      </w:rPr>
+      <w:t>R-</w:t>
+    </w:r>
+    <w:r>
+      <w:rPr>
+        <w:rFonts w:eastAsia="Times New Roman" w:cs="Calibri"/>
+        <w:sz w:val="28"/>
+        <w:szCs w:val="28"/>
+      </w:rPr>
+      <w:t>EXC</w:t>
+    </w:r>
+    <w:r>
+      <w:rPr>
+        <w:rFonts w:eastAsia="Times New Roman" w:cs="Calibri"/>
+        <w:sz w:val="28"/>
+        <w:szCs w:val="28"/>
+      </w:rPr>
+      <w:t>-</w:t>
+    </w:r>
+    <w:r>
+      <w:rPr>
+        <w:rFonts w:eastAsia="Times New Roman" w:cs="Calibri"/>
+        <w:sz w:val="28"/>
+        <w:szCs w:val="28"/>
+      </w:rPr>
+      <w:t>20</w:t>
+    </w:r>
+    <w:r>
+      <w:rPr>
+        <w:rFonts w:eastAsia="Times New Roman" w:cs="Calibri"/>
+        <w:sz w:val="28"/>
+        <w:szCs w:val="28"/>
+      </w:rPr>
+      <w:t>-</w:t>
+    </w:r>
+    <w:r>
+      <w:rPr>
+        <w:rFonts w:eastAsia="Times New Roman" w:cs="Calibri"/>
+        <w:sz w:val="28"/>
+        <w:szCs w:val="28"/>
+      </w:rPr>
+      <w:t>H</w:t>
+    </w:r>
+  </w:p>
+  <w:p>
+    <w:pPr>
+      <w:spacing w:after="160" w:line="259" w:lineRule="auto"/>
+      <w:ind w:left="360"/>
       <w:rPr>
         <w:sz w:val="20"/>
         <w:szCs w:val="20"/>
       </w:rPr>
     </w:pPr>
+    <w:r>
+      <w:rPr>
+        <w:rFonts w:ascii="Arial" w:hAnsi="Arial" w:cs="Arial"/>
+        <w:sz w:val="24"/>
+      </w:rPr>
+      <w:ptab w:relativeTo="margin" w:alignment="center" w:leader="none"/>
+    </w:r>
+    <w:r>
+      <w:rPr>
+        <w:rFonts w:cs="Calibri"/>
+        <w:b/>
+        <w:bCs/>
+        <w:i/>
+        <w:iCs/>
+        <w:sz w:val="28"/>
+        <w:szCs w:val="28"/>
+      </w:rPr>
+      <w:t>SAMPLE FORM – NOT VALID FOR SUBMISSION TO BUILDING DEPARTMENTS</w:t>
+    </w:r>
   </w:p>
 </w:hdr>
 </file>
@@ -27315,6 +27390,95 @@
     </w:lvl>
   </w:abstractNum>
   <w:abstractNum w:abstractNumId="5" w15:restartNumberingAfterBreak="0">
+    <w:nsid w:val="186E5805"/>
+    <w:multiLevelType w:val="hybridMultilevel"/>
+    <w:tmpl w:val="00D8BE3A"/>
+    <w:lvl w:ilvl="0" w:tplc="56242F10">
+      <w:start w:val="1"/>
+      <w:numFmt w:val="decimal"/>
+      <w:lvlText w:val="%1."/>
+      <w:lvlJc w:val="left"/>
+      <w:pPr>
+        <w:ind w:left="540" w:hanging="360"/>
+      </w:pPr>
+      <w:rPr>
+        <w:b w:val="0"/>
+      </w:rPr>
+    </w:lvl>
+    <w:lvl w:ilvl="1" w:tplc="04090019" w:tentative="1">
+      <w:start w:val="1"/>
+      <w:numFmt w:val="lowerLetter"/>
+      <w:lvlText w:val="%2."/>
+      <w:lvlJc w:val="left"/>
+      <w:pPr>
+        <w:ind w:left="1260" w:hanging="360"/>
+      </w:pPr>
+    </w:lvl>
+    <w:lvl w:ilvl="2" w:tplc="0409001B" w:tentative="1">
+      <w:start w:val="1"/>
+      <w:numFmt w:val="lowerRoman"/>
+      <w:lvlText w:val="%3."/>
+      <w:lvlJc w:val="right"/>
+      <w:pPr>
+        <w:ind w:left="1980" w:hanging="180"/>
+      </w:pPr>
+    </w:lvl>
+    <w:lvl w:ilvl="3" w:tplc="0409000F" w:tentative="1">
+      <w:start w:val="1"/>
+      <w:numFmt w:val="decimal"/>
+      <w:lvlText w:val="%4."/>
+      <w:lvlJc w:val="left"/>
+      <w:pPr>
+        <w:ind w:left="2700" w:hanging="360"/>
+      </w:pPr>
+    </w:lvl>
+    <w:lvl w:ilvl="4" w:tplc="04090019" w:tentative="1">
+      <w:start w:val="1"/>
+      <w:numFmt w:val="lowerLetter"/>
+      <w:lvlText w:val="%5."/>
+      <w:lvlJc w:val="left"/>
+      <w:pPr>
+        <w:ind w:left="3420" w:hanging="360"/>
+      </w:pPr>
+    </w:lvl>
+    <w:lvl w:ilvl="5" w:tplc="0409001B" w:tentative="1">
+      <w:start w:val="1"/>
+      <w:numFmt w:val="lowerRoman"/>
+      <w:lvlText w:val="%6."/>
+      <w:lvlJc w:val="right"/>
+      <w:pPr>
+        <w:ind w:left="4140" w:hanging="180"/>
+      </w:pPr>
+    </w:lvl>
+    <w:lvl w:ilvl="6" w:tplc="0409000F" w:tentative="1">
+      <w:start w:val="1"/>
+      <w:numFmt w:val="decimal"/>
+      <w:lvlText w:val="%7."/>
+      <w:lvlJc w:val="left"/>
+      <w:pPr>
+        <w:ind w:left="4860" w:hanging="360"/>
+      </w:pPr>
+    </w:lvl>
+    <w:lvl w:ilvl="7" w:tplc="04090019" w:tentative="1">
+      <w:start w:val="1"/>
+      <w:numFmt w:val="lowerLetter"/>
+      <w:lvlText w:val="%8."/>
+      <w:lvlJc w:val="left"/>
+      <w:pPr>
+        <w:ind w:left="5580" w:hanging="360"/>
+      </w:pPr>
+    </w:lvl>
+    <w:lvl w:ilvl="8" w:tplc="0409001B" w:tentative="1">
+      <w:start w:val="1"/>
+      <w:numFmt w:val="lowerRoman"/>
+      <w:lvlText w:val="%9."/>
+      <w:lvlJc w:val="right"/>
+      <w:pPr>
+        <w:ind w:left="6300" w:hanging="180"/>
+      </w:pPr>
+    </w:lvl>
+  </w:abstractNum>
+  <w:abstractNum w:abstractNumId="6" w15:restartNumberingAfterBreak="0">
     <w:nsid w:val="19EC20DA"/>
     <w:multiLevelType w:val="hybridMultilevel"/>
     <w:tmpl w:val="191EFBC2"/>
@@ -27451,7 +27615,7 @@
       </w:rPr>
     </w:lvl>
   </w:abstractNum>
-  <w:abstractNum w:abstractNumId="6" w15:restartNumberingAfterBreak="0">
+  <w:abstractNum w:abstractNumId="7" w15:restartNumberingAfterBreak="0">
     <w:nsid w:val="219B0044"/>
     <w:multiLevelType w:val="hybridMultilevel"/>
     <w:tmpl w:val="9F0E4768"/>
@@ -27564,7 +27728,7 @@
       </w:rPr>
     </w:lvl>
   </w:abstractNum>
-  <w:abstractNum w:abstractNumId="7" w15:restartNumberingAfterBreak="0">
+  <w:abstractNum w:abstractNumId="8" w15:restartNumberingAfterBreak="0">
     <w:nsid w:val="27080C1B"/>
     <w:multiLevelType w:val="hybridMultilevel"/>
     <w:tmpl w:val="923A2F82"/>
@@ -27660,7 +27824,7 @@
       </w:pPr>
     </w:lvl>
   </w:abstractNum>
-  <w:abstractNum w:abstractNumId="8" w15:restartNumberingAfterBreak="0">
+  <w:abstractNum w:abstractNumId="9" w15:restartNumberingAfterBreak="0">
     <w:nsid w:val="2A7B6049"/>
     <w:multiLevelType w:val="hybridMultilevel"/>
     <w:tmpl w:val="83640A1A"/>
@@ -27773,7 +27937,7 @@
       </w:rPr>
     </w:lvl>
   </w:abstractNum>
-  <w:abstractNum w:abstractNumId="9" w15:restartNumberingAfterBreak="0">
+  <w:abstractNum w:abstractNumId="10" w15:restartNumberingAfterBreak="0">
     <w:nsid w:val="2B8B35AE"/>
     <w:multiLevelType w:val="hybridMultilevel"/>
     <w:tmpl w:val="191EFBC2"/>
@@ -27910,7 +28074,7 @@
       </w:rPr>
     </w:lvl>
   </w:abstractNum>
-  <w:abstractNum w:abstractNumId="10" w15:restartNumberingAfterBreak="0">
+  <w:abstractNum w:abstractNumId="11" w15:restartNumberingAfterBreak="0">
     <w:nsid w:val="2CCF3C78"/>
     <w:multiLevelType w:val="hybridMultilevel"/>
     <w:tmpl w:val="2710EF7E"/>
@@ -28023,7 +28187,7 @@
       </w:rPr>
     </w:lvl>
   </w:abstractNum>
-  <w:abstractNum w:abstractNumId="11" w15:restartNumberingAfterBreak="0">
+  <w:abstractNum w:abstractNumId="12" w15:restartNumberingAfterBreak="0">
     <w:nsid w:val="33F7396F"/>
     <w:multiLevelType w:val="hybridMultilevel"/>
     <w:tmpl w:val="446EB1AE"/>
@@ -28115,7 +28279,7 @@
       </w:pPr>
     </w:lvl>
   </w:abstractNum>
-  <w:abstractNum w:abstractNumId="12" w15:restartNumberingAfterBreak="0">
+  <w:abstractNum w:abstractNumId="13" w15:restartNumberingAfterBreak="0">
     <w:nsid w:val="36D838E6"/>
     <w:multiLevelType w:val="hybridMultilevel"/>
     <w:tmpl w:val="25822D96"/>
@@ -28206,7 +28370,7 @@
       </w:pPr>
     </w:lvl>
   </w:abstractNum>
-  <w:abstractNum w:abstractNumId="13" w15:restartNumberingAfterBreak="0">
+  <w:abstractNum w:abstractNumId="14" w15:restartNumberingAfterBreak="0">
     <w:nsid w:val="3BAA1BAF"/>
     <w:multiLevelType w:val="hybridMultilevel"/>
     <w:tmpl w:val="1728BAC0"/>
@@ -28319,7 +28483,7 @@
       </w:rPr>
     </w:lvl>
   </w:abstractNum>
-  <w:abstractNum w:abstractNumId="14" w15:restartNumberingAfterBreak="0">
+  <w:abstractNum w:abstractNumId="15" w15:restartNumberingAfterBreak="0">
     <w:nsid w:val="3C566492"/>
     <w:multiLevelType w:val="hybridMultilevel"/>
     <w:tmpl w:val="0A58440E"/>
@@ -28408,7 +28572,7 @@
       </w:pPr>
     </w:lvl>
   </w:abstractNum>
-  <w:abstractNum w:abstractNumId="15" w15:restartNumberingAfterBreak="0">
+  <w:abstractNum w:abstractNumId="16" w15:restartNumberingAfterBreak="0">
     <w:nsid w:val="452D202D"/>
     <w:multiLevelType w:val="hybridMultilevel"/>
     <w:tmpl w:val="191EFBC2"/>
@@ -28545,7 +28709,7 @@
       </w:rPr>
     </w:lvl>
   </w:abstractNum>
-  <w:abstractNum w:abstractNumId="16" w15:restartNumberingAfterBreak="0">
+  <w:abstractNum w:abstractNumId="17" w15:restartNumberingAfterBreak="0">
     <w:nsid w:val="51B3090A"/>
     <w:multiLevelType w:val="hybridMultilevel"/>
     <w:tmpl w:val="FBEEA2DA"/>
@@ -28659,7 +28823,7 @@
       </w:rPr>
     </w:lvl>
   </w:abstractNum>
-  <w:abstractNum w:abstractNumId="17" w15:restartNumberingAfterBreak="0">
+  <w:abstractNum w:abstractNumId="18" w15:restartNumberingAfterBreak="0">
     <w:nsid w:val="553527B1"/>
     <w:multiLevelType w:val="hybridMultilevel"/>
     <w:tmpl w:val="F70AE6C4"/>
@@ -28773,7 +28937,7 @@
       </w:rPr>
     </w:lvl>
   </w:abstractNum>
-  <w:abstractNum w:abstractNumId="18" w15:restartNumberingAfterBreak="0">
+  <w:abstractNum w:abstractNumId="19" w15:restartNumberingAfterBreak="0">
     <w:nsid w:val="56BF2CBD"/>
     <w:multiLevelType w:val="hybridMultilevel"/>
     <w:tmpl w:val="C722FF42"/>
@@ -28886,7 +29050,7 @@
       </w:rPr>
     </w:lvl>
   </w:abstractNum>
-  <w:abstractNum w:abstractNumId="19" w15:restartNumberingAfterBreak="0">
+  <w:abstractNum w:abstractNumId="20" w15:restartNumberingAfterBreak="0">
     <w:nsid w:val="616A7B50"/>
     <w:multiLevelType w:val="hybridMultilevel"/>
     <w:tmpl w:val="29CE3FD6"/>
@@ -28975,7 +29139,7 @@
       </w:pPr>
     </w:lvl>
   </w:abstractNum>
-  <w:abstractNum w:abstractNumId="20" w15:restartNumberingAfterBreak="0">
+  <w:abstractNum w:abstractNumId="21" w15:restartNumberingAfterBreak="0">
     <w:nsid w:val="61984867"/>
     <w:multiLevelType w:val="hybridMultilevel"/>
     <w:tmpl w:val="3AB480C2"/>
@@ -29066,7 +29230,7 @@
       </w:pPr>
     </w:lvl>
   </w:abstractNum>
-  <w:abstractNum w:abstractNumId="21" w15:restartNumberingAfterBreak="0">
+  <w:abstractNum w:abstractNumId="22" w15:restartNumberingAfterBreak="0">
     <w:nsid w:val="62E94961"/>
     <w:multiLevelType w:val="hybridMultilevel"/>
     <w:tmpl w:val="191EFBC2"/>
@@ -29203,7 +29367,7 @@
       </w:rPr>
     </w:lvl>
   </w:abstractNum>
-  <w:abstractNum w:abstractNumId="22" w15:restartNumberingAfterBreak="0">
+  <w:abstractNum w:abstractNumId="23" w15:restartNumberingAfterBreak="0">
     <w:nsid w:val="6800205F"/>
     <w:multiLevelType w:val="hybridMultilevel"/>
     <w:tmpl w:val="191EFBC2"/>
@@ -29340,7 +29504,7 @@
       </w:rPr>
     </w:lvl>
   </w:abstractNum>
-  <w:abstractNum w:abstractNumId="23" w15:restartNumberingAfterBreak="0">
+  <w:abstractNum w:abstractNumId="24" w15:restartNumberingAfterBreak="0">
     <w:nsid w:val="684A2310"/>
     <w:multiLevelType w:val="hybridMultilevel"/>
     <w:tmpl w:val="9F0E4768"/>
@@ -29453,7 +29617,7 @@
       </w:rPr>
     </w:lvl>
   </w:abstractNum>
-  <w:abstractNum w:abstractNumId="24" w15:restartNumberingAfterBreak="0">
+  <w:abstractNum w:abstractNumId="25" w15:restartNumberingAfterBreak="0">
     <w:nsid w:val="69F23C30"/>
     <w:multiLevelType w:val="hybridMultilevel"/>
     <w:tmpl w:val="191EFBC2"/>
@@ -29590,7 +29754,7 @@
       </w:rPr>
     </w:lvl>
   </w:abstractNum>
-  <w:abstractNum w:abstractNumId="25" w15:restartNumberingAfterBreak="0">
+  <w:abstractNum w:abstractNumId="26" w15:restartNumberingAfterBreak="0">
     <w:nsid w:val="701D568F"/>
     <w:multiLevelType w:val="hybridMultilevel"/>
     <w:tmpl w:val="83640A1A"/>
@@ -29703,7 +29867,7 @@
       </w:rPr>
     </w:lvl>
   </w:abstractNum>
-  <w:abstractNum w:abstractNumId="26" w15:restartNumberingAfterBreak="0">
+  <w:abstractNum w:abstractNumId="27" w15:restartNumberingAfterBreak="0">
     <w:nsid w:val="77D165BA"/>
     <w:multiLevelType w:val="hybridMultilevel"/>
     <w:tmpl w:val="5F1C3A0E"/>
@@ -29792,7 +29956,7 @@
       </w:pPr>
     </w:lvl>
   </w:abstractNum>
-  <w:abstractNum w:abstractNumId="27" w15:restartNumberingAfterBreak="0">
+  <w:abstractNum w:abstractNumId="28" w15:restartNumberingAfterBreak="0">
     <w:nsid w:val="7C04759E"/>
     <w:multiLevelType w:val="hybridMultilevel"/>
     <w:tmpl w:val="0C30EDFC"/>
@@ -29905,7 +30069,7 @@
       </w:rPr>
     </w:lvl>
   </w:abstractNum>
-  <w:abstractNum w:abstractNumId="28" w15:restartNumberingAfterBreak="0">
+  <w:abstractNum w:abstractNumId="29" w15:restartNumberingAfterBreak="0">
     <w:nsid w:val="7DB736A8"/>
     <w:multiLevelType w:val="hybridMultilevel"/>
     <w:tmpl w:val="8FB20A1C"/>
@@ -30025,106 +30189,109 @@
     <w:abstractNumId w:val="3"/>
   </w:num>
   <w:num w:numId="3" w16cid:durableId="484323012">
-    <w:abstractNumId w:val="6"/>
+    <w:abstractNumId w:val="7"/>
   </w:num>
   <w:num w:numId="4" w16cid:durableId="1368526188">
-    <w:abstractNumId w:val="23"/>
+    <w:abstractNumId w:val="24"/>
   </w:num>
   <w:num w:numId="5" w16cid:durableId="1172641517">
-    <w:abstractNumId w:val="8"/>
+    <w:abstractNumId w:val="9"/>
   </w:num>
   <w:num w:numId="6" w16cid:durableId="942759289">
-    <w:abstractNumId w:val="25"/>
+    <w:abstractNumId w:val="26"/>
   </w:num>
   <w:num w:numId="7" w16cid:durableId="1025254730">
-    <w:abstractNumId w:val="16"/>
+    <w:abstractNumId w:val="17"/>
   </w:num>
   <w:num w:numId="8" w16cid:durableId="567302811">
     <w:abstractNumId w:val="0"/>
   </w:num>
   <w:num w:numId="9" w16cid:durableId="1923251187">
+    <w:abstractNumId w:val="11"/>
+  </w:num>
+  <w:num w:numId="10" w16cid:durableId="244386045">
+    <w:abstractNumId w:val="19"/>
+  </w:num>
+  <w:num w:numId="11" w16cid:durableId="1888685311">
+    <w:abstractNumId w:val="14"/>
+  </w:num>
+  <w:num w:numId="12" w16cid:durableId="118912319">
     <w:abstractNumId w:val="10"/>
   </w:num>
-  <w:num w:numId="10" w16cid:durableId="244386045">
+  <w:num w:numId="13" w16cid:durableId="1071854997">
     <w:abstractNumId w:val="18"/>
   </w:num>
-  <w:num w:numId="11" w16cid:durableId="1888685311">
-    <w:abstractNumId w:val="13"/>
-  </w:num>
-  <w:num w:numId="12" w16cid:durableId="118912319">
-    <w:abstractNumId w:val="9"/>
-  </w:num>
-  <w:num w:numId="13" w16cid:durableId="1071854997">
-    <w:abstractNumId w:val="17"/>
-  </w:num>
   <w:num w:numId="14" w16cid:durableId="2086103752">
-    <w:abstractNumId w:val="24"/>
+    <w:abstractNumId w:val="25"/>
   </w:num>
   <w:num w:numId="15" w16cid:durableId="966200820">
-    <w:abstractNumId w:val="14"/>
+    <w:abstractNumId w:val="15"/>
   </w:num>
   <w:num w:numId="16" w16cid:durableId="715083846">
-    <w:abstractNumId w:val="19"/>
+    <w:abstractNumId w:val="20"/>
   </w:num>
   <w:num w:numId="17" w16cid:durableId="2070418970">
+    <w:abstractNumId w:val="28"/>
+  </w:num>
+  <w:num w:numId="18" w16cid:durableId="1588003571">
     <w:abstractNumId w:val="27"/>
   </w:num>
-  <w:num w:numId="18" w16cid:durableId="1588003571">
-    <w:abstractNumId w:val="26"/>
-  </w:num>
   <w:num w:numId="19" w16cid:durableId="1933933531">
-    <w:abstractNumId w:val="11"/>
+    <w:abstractNumId w:val="12"/>
   </w:num>
   <w:num w:numId="20" w16cid:durableId="1673871755">
-    <w:abstractNumId w:val="15"/>
+    <w:abstractNumId w:val="16"/>
   </w:num>
   <w:num w:numId="21" w16cid:durableId="641694137">
-    <w:abstractNumId w:val="5"/>
+    <w:abstractNumId w:val="6"/>
   </w:num>
   <w:num w:numId="22" w16cid:durableId="1816221668">
-    <w:abstractNumId w:val="12"/>
+    <w:abstractNumId w:val="13"/>
   </w:num>
   <w:num w:numId="23" w16cid:durableId="1632634160">
     <w:abstractNumId w:val="1"/>
   </w:num>
   <w:num w:numId="24" w16cid:durableId="1492481372">
-    <w:abstractNumId w:val="20"/>
+    <w:abstractNumId w:val="21"/>
   </w:num>
   <w:num w:numId="25" w16cid:durableId="324170169">
-    <w:abstractNumId w:val="22"/>
+    <w:abstractNumId w:val="23"/>
   </w:num>
   <w:num w:numId="26" w16cid:durableId="1128745242">
     <w:abstractNumId w:val="2"/>
   </w:num>
   <w:num w:numId="27" w16cid:durableId="261449852">
-    <w:abstractNumId w:val="21"/>
+    <w:abstractNumId w:val="22"/>
   </w:num>
   <w:num w:numId="28" w16cid:durableId="2136410977">
-    <w:abstractNumId w:val="28"/>
+    <w:abstractNumId w:val="29"/>
   </w:num>
   <w:num w:numId="29" w16cid:durableId="7099071">
-    <w:abstractNumId w:val="28"/>
+    <w:abstractNumId w:val="29"/>
   </w:num>
   <w:num w:numId="30" w16cid:durableId="2059889716">
-    <w:abstractNumId w:val="28"/>
+    <w:abstractNumId w:val="29"/>
   </w:num>
   <w:num w:numId="31" w16cid:durableId="119997600">
-    <w:abstractNumId w:val="28"/>
+    <w:abstractNumId w:val="29"/>
   </w:num>
   <w:num w:numId="32" w16cid:durableId="317275010">
-    <w:abstractNumId w:val="28"/>
+    <w:abstractNumId w:val="29"/>
   </w:num>
   <w:num w:numId="33" w16cid:durableId="1344044197">
-    <w:abstractNumId w:val="28"/>
+    <w:abstractNumId w:val="29"/>
   </w:num>
   <w:num w:numId="34" w16cid:durableId="1624654608">
-    <w:abstractNumId w:val="28"/>
+    <w:abstractNumId w:val="29"/>
   </w:num>
   <w:num w:numId="35" w16cid:durableId="340858689">
-    <w:abstractNumId w:val="28"/>
+    <w:abstractNumId w:val="29"/>
   </w:num>
   <w:num w:numId="36" w16cid:durableId="1576089292">
-    <w:abstractNumId w:val="7"/>
+    <w:abstractNumId w:val="8"/>
+  </w:num>
+  <w:num w:numId="37" w16cid:durableId="1520856087">
+    <w:abstractNumId w:val="5"/>
   </w:num>
 </w:numbering>
 </file>
@@ -30133,6 +30300,9 @@
 <w15:people xmlns:wpc="http://schemas.microsoft.com/office/word/2010/wordprocessingCanvas" xmlns:cx="http://schemas.microsoft.com/office/drawing/2014/chartex" xmlns:cx1="http://schemas.microsoft.com/office/drawing/2015/9/8/chartex" xmlns:cx2="http://schemas.microsoft.com/office/drawing/2015/10/21/chartex" xmlns:cx3="http://schemas.microsoft.com/office/drawing/2016/5/9/chartex" xmlns:cx4="http://schemas.microsoft.com/office/drawing/2016/5/10/chartex" xmlns:cx5="http://schemas.microsoft.com/office/drawing/2016/5/11/chartex" xmlns:cx6="http://schemas.microsoft.com/office/drawing/2016/5/12/chartex" xmlns:cx7="http://schemas.microsoft.com/office/drawing/2016/5/13/chartex" xmlns:cx8="http://schemas.microsoft.com/office/drawing/2016/5/14/chartex" xmlns:mc="http://schemas.openxmlformats.org/markup-compatibility/2006" xmlns:aink="http://schemas.microsoft.com/office/drawing/2016/ink" xmlns:am3d="http://schemas.microsoft.com/office/drawing/2017/model3d" xmlns:o="urn:schemas-microsoft-com:office:office" xmlns:oel="http://schemas.microsoft.com/office/2019/extlst" xmlns:r="http://schemas.openxmlformats.org/officeDocument/2006/relationships" xmlns:m="http://schemas.openxmlformats.org/officeDocument/2006/math" xmlns:v="urn:schemas-microsoft-com:vml" xmlns:wp14="http://schemas.microsoft.com/office/word/2010/wordprocessingDrawing" xmlns:wp="http://schemas.openxmlformats.org/drawingml/2006/wordprocessingDrawing" xmlns:w10="urn:schemas-microsoft-com:office:word" xmlns:w="http://schemas.openxmlformats.org/wordprocessingml/2006/main" xmlns:w14="http://schemas.microsoft.com/office/word/2010/wordml" xmlns:w15="http://schemas.microsoft.com/office/word/2012/wordml" xmlns:w16cex="http://schemas.microsoft.com/office/word/2018/wordml/cex" xmlns:w16cid="http://schemas.microsoft.com/office/word/2016/wordml/cid" xmlns:w16="http://schemas.microsoft.com/office/word/2018/wordml" xmlns:w16sdtdh="http://schemas.microsoft.com/office/word/2020/wordml/sdtdatahash" xmlns:w16se="http://schemas.microsoft.com/office/word/2015/wordml/symex" xmlns:wpg="http://schemas.microsoft.com/office/word/2010/wordprocessingGroup" xmlns:wpi="http://schemas.microsoft.com/office/word/2010/wordprocessingInk" xmlns:wne="http://schemas.microsoft.com/office/word/2006/wordml" xmlns:wps="http://schemas.microsoft.com/office/word/2010/wordprocessingShape" mc:Ignorable="w14 w15 w16se w16cid w16 w16cex w16sdtdh wp14">
   <w15:person w15:author="Alhabibi, Haider@Energy">
     <w15:presenceInfo w15:providerId="AD" w15:userId="S::Haider.AlHabibi@energy.ca.gov::9decb8d2-95ad-4b7d-9bf6-d4373f69254c"/>
+  </w15:person>
+  <w15:person w15:author="Shewmaker, Michael@Energy">
+    <w15:presenceInfo w15:providerId="AD" w15:userId="S::michael.shewmaker@energy.ca.gov::cb82df3a-38ca-44c6-b621-0d2fa4353328"/>
   </w15:person>
 </w15:people>
 </file>
@@ -31279,10 +31449,6 @@
 </file>
 
 <file path=customXml/item1.xml><?xml version="1.0" encoding="utf-8"?>
-<b:Sources xmlns:b="http://schemas.openxmlformats.org/officeDocument/2006/bibliography" xmlns="http://schemas.openxmlformats.org/officeDocument/2006/bibliography" SelectedStyle="\APA.XSL" StyleName="APA Fifth Edition"/>
-</file>
-
-<file path=customXml/item2.xml><?xml version="1.0" encoding="utf-8"?>
 <p:properties xmlns:p="http://schemas.microsoft.com/office/2006/metadata/properties" xmlns:xsi="http://www.w3.org/2001/XMLSchema-instance" xmlns:pc="http://schemas.microsoft.com/office/infopath/2007/PartnerControls">
   <documentManagement>
     <b26d xmlns="785685f2-c2e1-4352-89aa-3faca8eaba52" xsi:nil="true"/>
@@ -31305,7 +31471,24 @@
 </p:properties>
 </file>
 
+<file path=customXml/item2.xml><?xml version="1.0" encoding="utf-8"?>
+<b:Sources xmlns:b="http://schemas.openxmlformats.org/officeDocument/2006/bibliography" xmlns="http://schemas.openxmlformats.org/officeDocument/2006/bibliography" SelectedStyle="\APA.XSL" StyleName="APA Fifth Edition"/>
+</file>
+
 <file path=customXml/item3.xml><?xml version="1.0" encoding="utf-8"?>
+<?mso-contentType ?>
+<FormTemplates xmlns="http://schemas.microsoft.com/sharepoint/v3/contenttype/forms">
+  <Display>DocumentLibraryForm</Display>
+  <Edit>DocumentLibraryForm</Edit>
+  <New>DocumentLibraryForm</New>
+</FormTemplates>
+</file>
+
+<file path=customXml/item4.xml><?xml version="1.0" encoding="utf-8"?>
+<b:Sources xmlns:b="http://schemas.openxmlformats.org/officeDocument/2006/bibliography" xmlns="http://schemas.openxmlformats.org/officeDocument/2006/bibliography" SelectedStyle="\APA.XSL" StyleName="APA Fifth Edition"/>
+</file>
+
+<file path=customXml/item5.xml><?xml version="1.0" encoding="utf-8"?>
 <ct:contentTypeSchema xmlns:ct="http://schemas.microsoft.com/office/2006/metadata/contentType" xmlns:ma="http://schemas.microsoft.com/office/2006/metadata/properties/metaAttributes" ct:_="" ma:_="" ma:contentTypeName="Document" ma:contentTypeID="0x01010061DC9A153AAEEE45BACE06E01F8272AC" ma:contentTypeVersion="20" ma:contentTypeDescription="Create a new document." ma:contentTypeScope="" ma:versionID="9666f44ab16ed15b00f463a1ceb948f7">
   <xsd:schema xmlns:xsd="http://www.w3.org/2001/XMLSchema" xmlns:xs="http://www.w3.org/2001/XMLSchema" xmlns:p="http://schemas.microsoft.com/office/2006/metadata/properties" xmlns:ns2="785685f2-c2e1-4352-89aa-3faca8eaba52" xmlns:ns3="5067c814-4b34-462c-a21d-c185ff6548d2" targetNamespace="http://schemas.microsoft.com/office/2006/metadata/properties" ma:root="true" ma:fieldsID="3613115c6c127afe4a56fd1236c892c2" ns2:_="" ns3:_="">
     <xsd:import namespace="785685f2-c2e1-4352-89aa-3faca8eaba52"/>
@@ -31588,28 +31771,7 @@
 </ct:contentTypeSchema>
 </file>
 
-<file path=customXml/item4.xml><?xml version="1.0" encoding="utf-8"?>
-<b:Sources xmlns:b="http://schemas.openxmlformats.org/officeDocument/2006/bibliography" xmlns="http://schemas.openxmlformats.org/officeDocument/2006/bibliography" SelectedStyle="\APA.XSL" StyleName="APA Fifth Edition"/>
-</file>
-
-<file path=customXml/item5.xml><?xml version="1.0" encoding="utf-8"?>
-<?mso-contentType ?>
-<FormTemplates xmlns="http://schemas.microsoft.com/sharepoint/v3/contenttype/forms">
-  <Display>DocumentLibraryForm</Display>
-  <Edit>DocumentLibraryForm</Edit>
-  <New>DocumentLibraryForm</New>
-</FormTemplates>
-</file>
-
 <file path=customXml/itemProps1.xml><?xml version="1.0" encoding="utf-8"?>
-<ds:datastoreItem xmlns:ds="http://schemas.openxmlformats.org/officeDocument/2006/customXml" ds:itemID="{A2CC8F22-498D-4FAD-BCE0-8ABC6094E9D0}">
-  <ds:schemaRefs>
-    <ds:schemaRef ds:uri="http://schemas.openxmlformats.org/officeDocument/2006/bibliography"/>
-  </ds:schemaRefs>
-</ds:datastoreItem>
-</file>
-
-<file path=customXml/itemProps2.xml><?xml version="1.0" encoding="utf-8"?>
 <ds:datastoreItem xmlns:ds="http://schemas.openxmlformats.org/officeDocument/2006/customXml" ds:itemID="{462561B9-20FC-4EC3-BB5C-03CC1DD8A9F5}">
   <ds:schemaRefs>
     <ds:schemaRef ds:uri="http://schemas.microsoft.com/office/2006/metadata/properties"/>
@@ -31620,7 +31782,31 @@
 </ds:datastoreItem>
 </file>
 
+<file path=customXml/itemProps2.xml><?xml version="1.0" encoding="utf-8"?>
+<ds:datastoreItem xmlns:ds="http://schemas.openxmlformats.org/officeDocument/2006/customXml" ds:itemID="{A2CC8F22-498D-4FAD-BCE0-8ABC6094E9D0}">
+  <ds:schemaRefs>
+    <ds:schemaRef ds:uri="http://schemas.openxmlformats.org/officeDocument/2006/bibliography"/>
+  </ds:schemaRefs>
+</ds:datastoreItem>
+</file>
+
 <file path=customXml/itemProps3.xml><?xml version="1.0" encoding="utf-8"?>
+<ds:datastoreItem xmlns:ds="http://schemas.openxmlformats.org/officeDocument/2006/customXml" ds:itemID="{02C473F4-698C-4821-A181-594D1ACD42D1}">
+  <ds:schemaRefs>
+    <ds:schemaRef ds:uri="http://schemas.microsoft.com/sharepoint/v3/contenttype/forms"/>
+  </ds:schemaRefs>
+</ds:datastoreItem>
+</file>
+
+<file path=customXml/itemProps4.xml><?xml version="1.0" encoding="utf-8"?>
+<ds:datastoreItem xmlns:ds="http://schemas.openxmlformats.org/officeDocument/2006/customXml" ds:itemID="{E27EEC80-86AC-468D-9E64-D2AF2115272E}">
+  <ds:schemaRefs>
+    <ds:schemaRef ds:uri="http://schemas.openxmlformats.org/officeDocument/2006/bibliography"/>
+  </ds:schemaRefs>
+</ds:datastoreItem>
+</file>
+
+<file path=customXml/itemProps5.xml><?xml version="1.0" encoding="utf-8"?>
 <ds:datastoreItem xmlns:ds="http://schemas.openxmlformats.org/officeDocument/2006/customXml" ds:itemID="{2CCE334B-CA2C-463C-BE57-AF2A49DF21E6}">
   <ds:schemaRefs>
     <ds:schemaRef ds:uri="http://schemas.microsoft.com/office/2006/metadata/contentType"/>
@@ -31637,20 +31823,4 @@
     <ds:schemaRef ds:uri="http://schemas.microsoft.com/internal/obd"/>
   </ds:schemaRefs>
 </ds:datastoreItem>
-</file>
-
-<file path=customXml/itemProps4.xml><?xml version="1.0" encoding="utf-8"?>
-<ds:datastoreItem xmlns:ds="http://schemas.openxmlformats.org/officeDocument/2006/customXml" ds:itemID="{E27EEC80-86AC-468D-9E64-D2AF2115272E}">
-  <ds:schemaRefs>
-    <ds:schemaRef ds:uri="http://schemas.openxmlformats.org/officeDocument/2006/bibliography"/>
-  </ds:schemaRefs>
-</ds:datastoreItem>
-</file>
-
-<file path=customXml/itemProps5.xml><?xml version="1.0" encoding="utf-8"?>
-<ds:datastoreItem xmlns:ds="http://schemas.openxmlformats.org/officeDocument/2006/customXml" ds:itemID="{02C473F4-698C-4821-A181-594D1ACD42D1}">
-  <ds:schemaRefs>
-    <ds:schemaRef ds:uri="http://schemas.microsoft.com/sharepoint/v3/contenttype/forms"/>
-  </ds:schemaRefs>
-</ds:datastoreItem>
 </file>